--- a/inst/quarto/word_report_demo.docx
+++ b/inst/quarto/word_report_demo.docx
@@ -49,7 +49,7 @@
         <w:pStyle w:val="Date"/>
       </w:pPr>
       <w:r>
-        <w:t xml:space="preserve">2026-06-15</w:t>
+        <w:t xml:space="preserve">2026-09-17</w:t>
       </w:r>
     </w:p>
     <w:p>
@@ -318,6 +318,11 @@
               <w:jc w:val="right"/>
             </w:pPr>
             <w:r>
+              <w:rPr>
+                <w:rStyle w:val="TableHeaderWhite"/>
+                <w:b/>
+                <w:bCs/>
+              </w:rPr>
               <w:t xml:space="preserve">Sepal.Length</w:t>
             </w:r>
           </w:p>
@@ -330,6 +335,11 @@
               <w:jc w:val="right"/>
             </w:pPr>
             <w:r>
+              <w:rPr>
+                <w:rStyle w:val="TableHeaderWhite"/>
+                <w:b/>
+                <w:bCs/>
+              </w:rPr>
               <w:t xml:space="preserve">Sepal.Width</w:t>
             </w:r>
           </w:p>
@@ -342,6 +352,11 @@
               <w:jc w:val="right"/>
             </w:pPr>
             <w:r>
+              <w:rPr>
+                <w:rStyle w:val="TableHeaderWhite"/>
+                <w:b/>
+                <w:bCs/>
+              </w:rPr>
               <w:t xml:space="preserve">Petal.Length</w:t>
             </w:r>
           </w:p>
@@ -354,6 +369,11 @@
               <w:jc w:val="right"/>
             </w:pPr>
             <w:r>
+              <w:rPr>
+                <w:rStyle w:val="TableHeaderWhite"/>
+                <w:b/>
+                <w:bCs/>
+              </w:rPr>
               <w:t xml:space="preserve">Petal.Width</w:t>
             </w:r>
           </w:p>
@@ -366,6 +386,11 @@
               <w:jc w:val="left"/>
             </w:pPr>
             <w:r>
+              <w:rPr>
+                <w:rStyle w:val="TableHeaderWhite"/>
+                <w:b/>
+                <w:bCs/>
+              </w:rPr>
               <w:t xml:space="preserve">Species</w:t>
             </w:r>
           </w:p>
@@ -2200,7 +2225,7 @@
       <w:jc w:val="both"/>
     </w:pPr>
     <w:rPr>
-      <w:color w:themeColor="text1" w:val="000000"/>
+      <w:color w:val="000000"/>
     </w:rPr>
   </w:style>
   <w:style w:styleId="Heading1" w:type="paragraph">
@@ -3180,6 +3205,14 @@
       <w:sz w:val="22"/>
       <w:szCs w:val="22"/>
       <w:lang w:val="en-GB"/>
+    </w:rPr>
+  </w:style>
+  <w:style xmlns:w="http://schemas.openxmlformats.org/wordprocessingml/2006/main" w:customStyle="1" w:styleId="TableHeaderWhite" w:type="character">
+    <w:name w:val="Table Header White"/>
+    <w:basedOn w:val="DefaultParagraphFont"/>
+    <w:rPr>
+      <w:b/>
+      <w:color w:val="FFFFFF"/>
     </w:rPr>
   </w:style>
 </w:styles>
